--- a/SDF_PROPOSAL_TECHNICAL_APPENDIX.docx
+++ b/SDF_PROPOSAL_TECHNICAL_APPENDIX.docx
@@ -75,7 +75,46 @@
         <w:t xml:space="preserve"> </w:t>
       </w:r>
       <w:r>
-        <w:t xml:space="preserve">A BIP-39 seed-derived</w:t>
+        <w:t xml:space="preserve">At enrollment the user records a BIP-39 seed offline. The wallet derives</w:t>
+      </w:r>
+      <w:r>
+        <w:t xml:space="preserve"> </w:t>
+      </w:r>
+      <w:r>
+        <w:rPr>
+          <w:rStyle w:val="VerbatimChar"/>
+        </w:rPr>
+        <w:t xml:space="preserve">owner_secret = HKDF(seed, account_id, network_passphrase)</w:t>
+      </w:r>
+      <w:r>
+        <w:t xml:space="preserve"> </w:t>
+      </w:r>
+      <w:r>
+        <w:t xml:space="preserve">and commits</w:t>
+      </w:r>
+      <w:r>
+        <w:t xml:space="preserve"> </w:t>
+      </w:r>
+      <w:r>
+        <w:rPr>
+          <w:b/>
+        </w:rPr>
+        <w:t xml:space="preserve">only the one-way hash</w:t>
+      </w:r>
+      <w:r>
+        <w:t xml:space="preserve"> </w:t>
+      </w:r>
+      <w:r>
+        <w:rPr>
+          <w:rStyle w:val="VerbatimChar"/>
+        </w:rPr>
+        <w:t xml:space="preserve">Poseidon2(owner_secret)</w:t>
+      </w:r>
+      <w:r>
+        <w:t xml:space="preserve"> </w:t>
+      </w:r>
+      <w:r>
+        <w:t xml:space="preserve">on-chain — neither seed nor secret leaves the browser. On recovery, the user re-derives</w:t>
       </w:r>
       <w:r>
         <w:t xml:space="preserve"> </w:t>
@@ -90,19 +129,7 @@
         <w:t xml:space="preserve"> </w:t>
       </w:r>
       <w:r>
-        <w:t xml:space="preserve">is committed on-chain at enrollment as</w:t>
-      </w:r>
-      <w:r>
-        <w:t xml:space="preserve"> </w:t>
-      </w:r>
-      <w:r>
-        <w:rPr>
-          <w:rStyle w:val="VerbatimChar"/>
-        </w:rPr>
-        <w:t xml:space="preserve">Poseidon2(owner_secret)</w:t>
-      </w:r>
-      <w:r>
-        <w:t xml:space="preserve">. On recovery, a Noir/UltraHonk proof bound to a fully-specified</w:t>
+        <w:t xml:space="preserve">from the seed and generates a Noir/UltraHonk proof of knowledge of the commitment's preimage (the proof reveals nothing about the secret), bound to a fully-specified</w:t>
       </w:r>
       <w:r>
         <w:t xml:space="preserve"> </w:t>
@@ -117,7 +144,7 @@
         <w:t xml:space="preserve"> </w:t>
       </w:r>
       <w:r>
-        <w:t xml:space="preserve">triggers a 30-day time-locked key rotation through a new</w:t>
+        <w:t xml:space="preserve">that fixes the new passkey. The proof triggers a 30-day time-locked key rotation through a new</w:t>
       </w:r>
       <w:r>
         <w:t xml:space="preserve"> </w:t>
@@ -4124,9 +4151,9 @@
       <w:pPr>
         <w:pStyle w:val="Heading3"/>
       </w:pPr>
-      <w:bookmarkStart w:id="39" w:name="X7e68ce51c8acfac471a318d012096d8dbd0d7fc"/>
-      <w:r>
-        <w:t xml:space="preserve">A0 — Pre-grant Soroban gas benchmark (weeks 1–2, $30k split 50/50)</w:t>
+      <w:bookmarkStart w:id="39" w:name="X7cb3cd5c855609eda68f91b44f02305dd8ea984"/>
+      <w:r>
+        <w:t xml:space="preserve">A0 — Pre-grant Soroban gas benchmark (weeks 1–2, $15k split 50/50)</w:t>
       </w:r>
       <w:bookmarkEnd w:id="39"/>
     </w:p>
@@ -4156,7 +4183,7 @@
         <w:t xml:space="preserve">reimbursement after delivery</w:t>
       </w:r>
       <w:r>
-        <w:t xml:space="preserve">, not advance funding. The team carries A0 work at risk; SDF disburses A0a's $15k on A0a deliverables verified, A0b's $15k on A0b deliverables verified. If A0 fails the pass criterion, the $30k is not paid; no clawback because no advance was made.</w:t>
+        <w:t xml:space="preserve">, not advance funding. The team carries A0 work at risk; SDF disburses A0a's $7.5k on A0a deliverables verified, A0b's $7.5k on A0b deliverables verified. If A0 fails the pass criterion, the $15k is not paid; no clawback because no advance was made.</w:t>
       </w:r>
     </w:p>
     <w:p>
@@ -4252,7 +4279,7 @@
               <w:jc w:val="left"/>
             </w:pPr>
             <w:r>
-              <w:t xml:space="preserve">$15k</w:t>
+              <w:t xml:space="preserve">$7.5k</w:t>
             </w:r>
           </w:p>
         </w:tc>
@@ -4344,7 +4371,7 @@
               <w:jc w:val="left"/>
             </w:pPr>
             <w:r>
-              <w:t xml:space="preserve">$15k</w:t>
+              <w:t xml:space="preserve">$7.5k</w:t>
             </w:r>
           </w:p>
         </w:tc>
@@ -4573,9 +4600,9 @@
       <w:pPr>
         <w:pStyle w:val="Heading3"/>
       </w:pPr>
-      <w:bookmarkStart w:id="40" w:name="X26909ea21238596e65b968c57310a80633bf1ec"/>
-      <w:r>
-        <w:t xml:space="preserve">Track A — g2c ZK recovery ($150k tranched 10/20/30/40)</w:t>
+      <w:bookmarkStart w:id="40" w:name="X7cd88177393aee8ebf63108a2023ba41b8e62b3"/>
+      <w:r>
+        <w:t xml:space="preserve">Track A — g2c ZK recovery ($75k tranched 10/20/30/40)</w:t>
       </w:r>
       <w:bookmarkEnd w:id="40"/>
     </w:p>
@@ -4714,7 +4741,7 @@
         <w:rPr>
           <w:i/>
         </w:rPr>
-        <w:t xml:space="preserve">(10% — $15k)</w:t>
+        <w:t xml:space="preserve">(10% — $7.5k)</w:t>
       </w:r>
       <w:r>
         <w:t xml:space="preserve"> </w:t>
@@ -4986,7 +5013,7 @@
         <w:rPr>
           <w:i/>
         </w:rPr>
-        <w:t xml:space="preserve">(20% — $30k)</w:t>
+        <w:t xml:space="preserve">(20% — $15k)</w:t>
       </w:r>
       <w:r>
         <w:t xml:space="preserve"> </w:t>
@@ -5253,7 +5280,7 @@
         <w:rPr>
           <w:i/>
         </w:rPr>
-        <w:t xml:space="preserve">(30% — $45k)</w:t>
+        <w:t xml:space="preserve">(30% — $22.5k)</w:t>
       </w:r>
       <w:r>
         <w:t xml:space="preserve"> </w:t>
@@ -5349,7 +5376,7 @@
         <w:rPr>
           <w:i/>
         </w:rPr>
-        <w:t xml:space="preserve">(40% — $60k, with $15k withhold if integrator agreement not signed)</w:t>
+        <w:t xml:space="preserve">(40% — $30k, with $7.5k withhold if integrator agreement not signed)</w:t>
       </w:r>
       <w:r>
         <w:t xml:space="preserve"> </w:t>
@@ -5382,16 +5409,16 @@
         <w:t xml:space="preserve"> </w:t>
       </w:r>
       <w:r>
-        <w:t xml:space="preserve">if signed agreement is not secured by week 12, A6 ships with (a) integrator's-guide published + (b) public integration RFP open + (c) ≥1 LOI in hand; SDF holds back $15k of the $60k tranche pending signed agreement within 60 days post-grant, releasing the withhold on signature. |</w:t>
+        <w:t xml:space="preserve">if signed agreement is not secured by week 12, A6 ships with (a) integrator's-guide published + (b) public integration RFP open + (c) ≥1 LOI in hand; SDF holds back $7.5k of the $30k tranche pending signed agreement within 60 days post-grant, releasing the withhold on signature. |</w:t>
       </w:r>
     </w:p>
     <w:p>
       <w:pPr>
         <w:pStyle w:val="Heading3"/>
       </w:pPr>
-      <w:bookmarkStart w:id="41" w:name="X36c27cb2d6b944d212eb4df10001f918419efac"/>
-      <w:r>
-        <w:t xml:space="preserve">Track B — neftwerk ZK privacy ($200k tranched 10/20/30/40)</w:t>
+      <w:bookmarkStart w:id="41" w:name="Xadd119a66632d999513aa23ae39e7f0680c18a9"/>
+      <w:r>
+        <w:t xml:space="preserve">Track B — neftwerk ZK privacy ($100k tranched 10/20/30/40)</w:t>
       </w:r>
       <w:bookmarkEnd w:id="41"/>
     </w:p>
@@ -5578,7 +5605,7 @@
               <w:rPr>
                 <w:i/>
               </w:rPr>
-              <w:t xml:space="preserve">(10% — $20k)</w:t>
+              <w:t xml:space="preserve">(10% — $10k)</w:t>
             </w:r>
           </w:p>
         </w:tc>
@@ -5785,7 +5812,7 @@
               <w:rPr>
                 <w:i/>
               </w:rPr>
-              <w:t xml:space="preserve">(20% — $40k)</w:t>
+              <w:t xml:space="preserve">(20% — $20k)</w:t>
             </w:r>
           </w:p>
         </w:tc>
@@ -5916,7 +5943,7 @@
               <w:rPr>
                 <w:i/>
               </w:rPr>
-              <w:t xml:space="preserve">(30% — $60k)</w:t>
+              <w:t xml:space="preserve">(30% — $30k)</w:t>
             </w:r>
           </w:p>
         </w:tc>
@@ -5983,7 +6010,7 @@
               <w:rPr>
                 <w:i/>
               </w:rPr>
-              <w:t xml:space="preserve">(40% — $80k less $5k withhold if mainnet)</w:t>
+              <w:t xml:space="preserve">(40% — $40k less $2.5k withhold if mainnet)</w:t>
             </w:r>
           </w:p>
         </w:tc>
@@ -6068,7 +6095,7 @@
               <w:rPr>
                 <w:i/>
               </w:rPr>
-              <w:t xml:space="preserve">(post-grant — $0 delta or released $5k withhold)</w:t>
+              <w:t xml:space="preserve">(post-grant — $0 delta or released $2.5k withhold)</w:t>
             </w:r>
           </w:p>
         </w:tc>
@@ -6113,7 +6140,7 @@
               <w:t xml:space="preserve">after grant close</w:t>
             </w:r>
             <w:r>
-              <w:t xml:space="preserve">: telemetry already running, report generation only. SDF releases the $5k withhold from B7a on receipt of B7b (only applicable if mainnet pilot launched at B7a).</w:t>
+              <w:t xml:space="preserve">: telemetry already running, report generation only. SDF releases the $2.5k withhold from B7a on receipt of B7b (only applicable if mainnet pilot launched at B7a).</w:t>
             </w:r>
           </w:p>
         </w:tc>
@@ -6190,7 +6217,7 @@
         <w:rPr>
           <w:b/>
         </w:rPr>
-        <w:t xml:space="preserve">Total: $380k over 14 weeks.</w:t>
+        <w:t xml:space="preserve">Total: $190k over 14 weeks.</w:t>
       </w:r>
     </w:p>
     <w:tbl>
@@ -6275,18 +6302,18 @@
               <w:jc w:val="left"/>
             </w:pPr>
             <w:r>
-              <w:t xml:space="preserve">$30k</w:t>
-            </w:r>
-          </w:p>
-        </w:tc>
-        <w:tc>
-          <w:p>
-            <w:pPr>
-              <w:pStyle w:val="Compact"/>
-              <w:jc w:val="left"/>
-            </w:pPr>
-            <w:r>
-              <w:t xml:space="preserve">A0a $15k / A0b $15k on completion of each half</w:t>
+              <w:t xml:space="preserve">$15k</w:t>
+            </w:r>
+          </w:p>
+        </w:tc>
+        <w:tc>
+          <w:p>
+            <w:pPr>
+              <w:pStyle w:val="Compact"/>
+              <w:jc w:val="left"/>
+            </w:pPr>
+            <w:r>
+              <w:t xml:space="preserve">A0a $7.5k / A0b $7.5k on completion of each half</w:t>
             </w:r>
           </w:p>
         </w:tc>
@@ -6310,7 +6337,7 @@
               <w:jc w:val="left"/>
             </w:pPr>
             <w:r>
-              <w:t xml:space="preserve">$150k</w:t>
+              <w:t xml:space="preserve">$75k</w:t>
             </w:r>
           </w:p>
         </w:tc>
@@ -6345,7 +6372,7 @@
               <w:jc w:val="left"/>
             </w:pPr>
             <w:r>
-              <w:t xml:space="preserve">$200k</w:t>
+              <w:t xml:space="preserve">$100k</w:t>
             </w:r>
           </w:p>
         </w:tc>
@@ -6371,7 +6398,7 @@
               <w:t xml:space="preserve"> </w:t>
             </w:r>
             <w:r>
-              <w:t xml:space="preserve">(B7b is post-grant, $0 delta with $5k withhold from B7a if mainnet launched), gated on A0 pass + Pillar 2 compliance gates; B1 held until C1 in SDF reviewer's hands</w:t>
+              <w:t xml:space="preserve">(B7b is post-grant, $0 delta with $2.5k withhold from B7a if mainnet launched), gated on A0 pass + Pillar 2 compliance gates; B1 held until C1 in SDF reviewer's hands</w:t>
             </w:r>
           </w:p>
         </w:tc>
@@ -6401,7 +6428,7 @@
               <w:rPr>
                 <w:b/>
               </w:rPr>
-              <w:t xml:space="preserve">$380k</w:t>
+              <w:t xml:space="preserve">$190k</w:t>
             </w:r>
           </w:p>
         </w:tc>
@@ -6992,7 +7019,7 @@
         <w:t xml:space="preserve"> </w:t>
       </w:r>
       <w:r>
-        <w:t xml:space="preserve">$380k = $30k (A0, partial allocation across 3 FTE for 2 weeks) + $350k for the 12-week Track A + Track B build (≈ $9.7k/FTE/week × 3 FTE × 12 weeks). The 14-week envelope includes A0; A0's $30k is sized as partial-allocation pre-grant work, not a full 3-FTE × 2-week sprint. All figures are</w:t>
+        <w:t xml:space="preserve">$190k = $15k (A0, partial allocation across 3 FTE for 2 weeks) + $175k for the 12-week Track A + Track B build (≈ $4.86k/FTE/week × 3 FTE × 12 weeks). The 14-week envelope includes A0; A0's $15k is sized as partial-allocation pre-grant work, not a full 3-FTE × 2-week sprint. All figures are</w:t>
       </w:r>
       <w:r>
         <w:t xml:space="preserve"> </w:t>
@@ -7007,7 +7034,7 @@
         <w:t xml:space="preserve"> </w:t>
       </w:r>
       <w:r>
-        <w:t xml:space="preserve">(fully loaded comp, taxes, benefits, overhead); team commitments are documented at grant signing. SDF retains the right to descope or restructure if the loading chart proves untenable at week 4 review.</w:t>
+        <w:t xml:space="preserve">(fully loaded comp, taxes, benefits, overhead). At ~$4.86k/FTE/week the budget assumes either (a) the team is taking ecosystem-rate compensation below senior-crypto market, treating the grant as partial cost-recovery for work they'd do anyway, or (b) part-time allocation per FTE. Team commitments are documented at grant signing. SDF retains the right to descope or restructure if the loading chart proves untenable at week 4 review.</w:t>
       </w:r>
     </w:p>
     <w:p>
